--- a/ВКР/Календарный план.docx
+++ b/ВКР/Календарный план.docx
@@ -190,7 +190,7 @@
       <w:pPr>
         <w:tabs>
           <w:tab w:val="right" w:pos="1276"/>
-          <w:tab w:val="left" w:pos="9498"/>
+          <w:tab w:val="left" w:pos="9637"/>
         </w:tabs>
         <w:spacing w:after="0" w:line="240" w:lineRule="auto"/>
         <w:ind w:left="851" w:hanging="851"/>
@@ -211,6 +211,7 @@
         <w:rPr>
           <w:rFonts w:ascii="Times New Roman" w:hAnsi="Times New Roman"/>
           <w:sz w:val="28"/>
+          <w:u w:val="single"/>
         </w:rPr>
         <w:tab/>
       </w:r>
@@ -220,36 +221,39 @@
           <w:sz w:val="28"/>
           <w:u w:val="single"/>
         </w:rPr>
-        <w:t xml:space="preserve">Обучение </w:t>
-      </w:r>
-      <w:proofErr w:type="spellStart"/>
+        <w:t>Разработка веб-приложения для детекции дорожных объектов</w:t>
+      </w:r>
       <w:r>
         <w:rPr>
           <w:rFonts w:ascii="Times New Roman" w:hAnsi="Times New Roman"/>
           <w:sz w:val="28"/>
           <w:u w:val="single"/>
         </w:rPr>
-        <w:t>нейросетевых</w:t>
-      </w:r>
-      <w:proofErr w:type="spellEnd"/>
-      <w:r>
+        <w:tab/>
+      </w:r>
+    </w:p>
+    <w:p>
+      <w:pPr>
+        <w:tabs>
+          <w:tab w:val="right" w:pos="1276"/>
+          <w:tab w:val="left" w:pos="9637"/>
+        </w:tabs>
+        <w:spacing w:after="0" w:line="240" w:lineRule="auto"/>
+        <w:ind w:left="851" w:hanging="851"/>
         <w:rPr>
           <w:rFonts w:ascii="Times New Roman" w:hAnsi="Times New Roman"/>
           <w:sz w:val="28"/>
           <w:u w:val="single"/>
         </w:rPr>
-        <w:t xml:space="preserve"> моделей для распознавания и </w:t>
-      </w:r>
-      <w:proofErr w:type="spellStart"/>
+      </w:pPr>
       <w:r>
         <w:rPr>
           <w:rFonts w:ascii="Times New Roman" w:hAnsi="Times New Roman"/>
           <w:sz w:val="28"/>
           <w:u w:val="single"/>
         </w:rPr>
-        <w:t>класификации</w:t>
-      </w:r>
-      <w:proofErr w:type="spellEnd"/>
+        <w:tab/>
+      </w:r>
       <w:r>
         <w:rPr>
           <w:rFonts w:ascii="Times New Roman" w:hAnsi="Times New Roman"/>
@@ -257,14 +261,6 @@
           <w:u w:val="single"/>
         </w:rPr>
         <w:tab/>
-      </w:r>
-      <w:r>
-        <w:rPr>
-          <w:rFonts w:ascii="Times New Roman" w:hAnsi="Times New Roman"/>
-          <w:sz w:val="28"/>
-          <w:u w:val="single"/>
-        </w:rPr>
-        <w:t xml:space="preserve"> дорожных объектов</w:t>
       </w:r>
       <w:r>
         <w:rPr>
